--- a/黑貓流浪記_企畫書_v2.0_Roguelike.docx
+++ b/黑貓流浪記_企畫書_v2.0_Roguelike.docx
@@ -40,7 +40,7 @@
           <w:sz w:val="80"/>
           <w:szCs w:val="80"/>
         </w:rPr>
-        <w:t xml:space="preserve">遊戲企畫書 v2.0</w:t>
+        <w:t xml:space="preserve">遊戲企畫書 v2.1（美術方向改版：BADLAND 式）</w:t>
       </w:r>
     </w:p>
     <w:p>
@@ -32475,7 +32475,7 @@
           <w:sz w:val="22"/>
           <w:szCs w:val="22"/>
         </w:rPr>
-        <w:t xml:space="preserve">高對比剪影風格：純黑角色輪廓 × 灰白背景，每層有特定色調光源</w:t>
+        <w:t xml:space="preserve">BADLAND 式高對比：發光彩色背景 × 純黑前景剪影，每層有專屬發光色調；純黑只保留給可互動物（角色／敵人／Boss／地板牆面）</w:t>
       </w:r>
     </w:p>
     <w:p>
@@ -32532,7 +32532,7 @@
           <w:sz w:val="22"/>
           <w:szCs w:val="22"/>
         </w:rPr>
-        <w:t xml:space="preserve">每層背景有獨特剪影元素（屋頂磚、廚房廚具、暗巷路燈…）</w:t>
+        <w:t xml:space="preserve">背景整張明亮（含底部）、禁止純黑區域，角色站立區才不會與場景融合；子彈採亮核心＋3px 粗黑邊（亮背景靠黑邊讀、黑前景靠亮核心讀）</w:t>
       </w:r>
     </w:p>
     <w:p>
@@ -32557,7 +32557,7 @@
           <w:sz w:val="28"/>
           <w:szCs w:val="28"/>
         </w:rPr>
-        <w:t xml:space="preserve">▍ 7.2 Higgsfield Prompt 素材清單（P1 必需）</w:t>
+        <w:t xml:space="preserve">▍ 7.2 Higgsfield Prompt 素材清單（P1 必需）— ✅ 已完成：角色／Boss／敵人黑剪影沿用（白底純黑剪影配方＋去背管線 _tmp/imgproc）</w:t>
       </w:r>
     </w:p>
     <w:tbl>
@@ -33103,7 +33103,7 @@
           <w:sz w:val="28"/>
           <w:szCs w:val="28"/>
         </w:rPr>
-        <w:t xml:space="preserve">▍ 7.3 Higgsfield Prompt 素材清單（P2 重要）</w:t>
+        <w:t xml:space="preserve">▍ 7.3 Higgsfield Prompt 素材清單（P2 重要）— ✅ 已完成（v2.1 改版為 BADLAND 式發光彩色背景，以下為實際採用 Prompt）</w:t>
       </w:r>
     </w:p>
     <w:tbl>
@@ -33261,7 +33261,7 @@
                 <w:sz w:val="20"/>
                 <w:szCs w:val="20"/>
               </w:rPr>
-              <w:t xml:space="preserve">"LIMBO style rooftop panorama silhouette, city skyline, chimney stacks, pure black on bright sky, parallax game background, side scrolling"</w:t>
+              <w:t xml:space="preserve">"BADLAND style 2D game parallax background, vivid luminous painterly colors, glowing atmospheric light bloom, soft gradients, dreamy haze, background scenery only, no foreground objects, no pure black anywhere, bright glowing backdrop filling the whole frame including the bottom, side scrolling game art, city rooftop panorama at golden sunrise, warm amber and soft sky blue, distant chimney skyline as soft blue-grey midtone shapes glowing in morning haze"</w:t>
             </w:r>
           </w:p>
         </w:tc>
@@ -33333,7 +33333,7 @@
                 <w:sz w:val="20"/>
                 <w:szCs w:val="20"/>
               </w:rPr>
-              <w:t xml:space="preserve">"LIMBO style kitchen silhouette background, hanging pots and pans, tiled floor reflection, warm amber light, side scrolling game background"</w:t>
+              <w:t xml:space="preserve">"BADLAND style 2D game parallax background, vivid luminous painterly colors, glowing atmospheric light bloom, soft gradients, dreamy haze, background scenery only, no foreground objects, no pure black anywhere, bright glowing backdrop filling the whole frame including the bottom, side scrolling game art, cozy kitchen interior bathed in warm orange lamplight, hanging pots and pans as warm brown midtone shapes, glowing amber steam and soft golden light everywhere"</w:t>
             </w:r>
           </w:p>
         </w:tc>
@@ -33405,7 +33405,7 @@
                 <w:sz w:val="20"/>
                 <w:szCs w:val="20"/>
               </w:rPr>
-              <w:t xml:space="preserve">"LIMBO style dark alley silhouette, rain streaks, street lamp, brick walls, puddles on ground, high contrast, side scrolling game background"</w:t>
+              <w:t xml:space="preserve">"BADLAND style 2D game parallax background, vivid luminous painterly colors, glowing atmospheric light bloom, soft gradients, dreamy haze, background scenery only, no foreground objects, no pure black anywhere, bright glowing backdrop filling the whole frame including the bottom, side scrolling game art, rainy night alley glowing with cold teal and electric blue luminous mist, radiant street lamp halo, brick walls as deep blue midtone shapes, shimmering wet reflections"</w:t>
             </w:r>
           </w:p>
         </w:tc>
@@ -33477,7 +33477,7 @@
                 <w:sz w:val="20"/>
                 <w:szCs w:val="20"/>
               </w:rPr>
-              <w:t xml:space="preserve">"LIMBO style abandoned warehouse silhouette, conveyor belts, crates, rusty pipes, industrial, dark atmosphere, side scrolling game background"</w:t>
+              <w:t xml:space="preserve">"BADLAND style 2D game parallax background, vivid luminous painterly colors, glowing atmospheric light bloom, soft gradients, dreamy haze, background scenery only, no foreground objects, no pure black anywhere, bright glowing backdrop filling the whole frame including the bottom, side scrolling game art, abandoned warehouse interior glowing with rusty orange and ember red industrial haze, crates and pipes as warm brown midtone shapes, dusty glowing light shafts"</w:t>
             </w:r>
           </w:p>
         </w:tc>
@@ -33549,7 +33549,7 @@
                 <w:sz w:val="20"/>
                 <w:szCs w:val="20"/>
               </w:rPr>
-              <w:t xml:space="preserve">"LIMBO style library silhouette, towering bookshelves fading into darkness, candle light sources, gothic architecture, side scrolling game background"</w:t>
+              <w:t xml:space="preserve">"BADLAND style 2D game parallax background, vivid luminous painterly colors, glowing atmospheric light bloom, soft gradients, dreamy haze, background scenery only, no foreground objects, no pure black anywhere, bright glowing backdrop filling the whole frame including the bottom, side scrolling game art, vast gothic library hall glowing with golden candlelight haze, towering bookshelves as warm sepia midtone shapes fading into luminous amber mist"</w:t>
             </w:r>
           </w:p>
         </w:tc>
@@ -33621,7 +33621,7 @@
                 <w:sz w:val="20"/>
                 <w:szCs w:val="20"/>
               </w:rPr>
-              <w:t xml:space="preserve">"LIMBO style shrine garden silhouette, torii gates, stone lanterns, pine trees, moonlight, ethereal atmosphere, side scrolling game background"</w:t>
+              <w:t xml:space="preserve">"BADLAND style 2D game parallax background, vivid luminous painterly colors, glowing atmospheric light bloom, soft gradients, dreamy haze, background scenery only, no foreground objects, no pure black anywhere, bright glowing backdrop filling the whole frame including the bottom, side scrolling game art, shrine garden under luminous violet and cyan moonlight, torii gates and pine trees as deep indigo midtone shapes, ethereal glowing mist, radiant full moon halo"</w:t>
             </w:r>
           </w:p>
         </w:tc>
@@ -34744,7 +34744,7 @@
                 <w:sz w:val="20"/>
                 <w:szCs w:val="20"/>
               </w:rPr>
-              <w:t xml:space="preserve">幾何佔位版跑通</w:t>
+              <w:t xml:space="preserve">幾何佔位版跑通 ✅ 已完成</w:t>
             </w:r>
           </w:p>
         </w:tc>
@@ -34851,7 +34851,7 @@
                 <w:sz w:val="20"/>
                 <w:szCs w:val="20"/>
               </w:rPr>
-              <w:t xml:space="preserve">程序地圖生成</w:t>
+              <w:t xml:space="preserve">程序地圖生成 ✅ 已完成</w:t>
             </w:r>
           </w:p>
         </w:tc>
@@ -34958,7 +34958,7 @@
                 <w:sz w:val="20"/>
                 <w:szCs w:val="20"/>
               </w:rPr>
-              <w:t xml:space="preserve">美術素材整合</w:t>
+              <w:t xml:space="preserve">美術素材整合 ✅ 已完成</w:t>
             </w:r>
           </w:p>
         </w:tc>
@@ -35065,7 +35065,7 @@
                 <w:sz w:val="20"/>
                 <w:szCs w:val="20"/>
               </w:rPr>
-              <w:t xml:space="preserve">完整 6 層地圖</w:t>
+              <w:t xml:space="preserve">完整 6 層地圖 ✅ 已完成（含美術方向改版）</w:t>
             </w:r>
           </w:p>
         </w:tc>
@@ -35172,7 +35172,7 @@
                 <w:sz w:val="20"/>
                 <w:szCs w:val="20"/>
               </w:rPr>
-              <w:t xml:space="preserve">100 個道具+Synergy</w:t>
+              <w:t xml:space="preserve">100 個道具+Synergy ✅ 已完成（100 道具＋10 Synergy 全量驗證通過）</w:t>
             </w:r>
           </w:p>
         </w:tc>

--- a/黑貓流浪記_企畫書_v2.0_Roguelike.docx
+++ b/黑貓流浪記_企畫書_v2.0_Roguelike.docx
@@ -40,7 +40,7 @@
           <w:sz w:val="80"/>
           <w:szCs w:val="80"/>
         </w:rPr>
-        <w:t xml:space="preserve">遊戲企畫書 v2.1（美術方向改版：BADLAND 式）</w:t>
+        <w:t xml:space="preserve">遊戲企畫書 v2.2（開發補記：平台系統／炸彈隱藏房／美術 UI 打磨）</w:t>
       </w:r>
     </w:p>
     <w:p>
@@ -35244,6 +35244,113 @@
                 <w:sz w:val="20"/>
                 <w:szCs w:val="20"/>
               </w:rPr>
+              <w:t xml:space="preserve">M5.5：平台系統（規格外）</w:t>
+            </w:r>
+          </w:p>
+        </w:tc>
+        <w:tc>
+          <w:tcPr>
+            <w:tcW w:type="dxa" w:w="2500"/>
+            <w:tcBorders>
+              <w:top w:val="single" w:color="CCCCCC" w:sz="1"/>
+              <w:left w:val="single" w:color="CCCCCC" w:sz="1"/>
+              <w:bottom w:val="single" w:color="CCCCCC" w:sz="1"/>
+              <w:right w:val="single" w:color="CCCCCC" w:sz="1"/>
+            </w:tcBorders>
+            <w:shd w:fill="FFFFFF" w:val="clear"/>
+            <w:tcMar>
+              <w:top w:type="dxa" w:w="60"/>
+              <w:left w:type="dxa" w:w="100"/>
+              <w:bottom w:type="dxa" w:w="60"/>
+              <w:right w:type="dxa" w:w="100"/>
+            </w:tcMar>
+            <w:vAlign w:val="center"/>
+          </w:tcPr>
+          <w:p>
+            <w:pPr>
+              <w:jc w:val="left"/>
+            </w:pPr>
+            <w:r>
+              <w:rPr>
+                <w:rFonts w:ascii="Arial" w:cs="Arial" w:eastAsia="Arial" w:hAnsi="Arial"/>
+                <w:b w:val="false"/>
+                <w:bCs w:val="false"/>
+                <w:color w:val="333333"/>
+                <w:sz w:val="20"/>
+                <w:szCs w:val="20"/>
+              </w:rPr>
+              <w:t xml:space="preserve">單向跳台＋姿態擴充 ✅ 已完成</w:t>
+            </w:r>
+          </w:p>
+        </w:tc>
+        <w:tc>
+          <w:tcPr>
+            <w:tcW w:type="dxa" w:w="5060"/>
+            <w:tcBorders>
+              <w:top w:val="single" w:color="CCCCCC" w:sz="1"/>
+              <w:left w:val="single" w:color="CCCCCC" w:sz="1"/>
+              <w:bottom w:val="single" w:color="CCCCCC" w:sz="1"/>
+              <w:right w:val="single" w:color="CCCCCC" w:sz="1"/>
+            </w:tcBorders>
+            <w:shd w:fill="FFFFFF" w:val="clear"/>
+            <w:tcMar>
+              <w:top w:type="dxa" w:w="60"/>
+              <w:left w:type="dxa" w:w="100"/>
+              <w:bottom w:type="dxa" w:w="60"/>
+              <w:right w:type="dxa" w:w="100"/>
+            </w:tcMar>
+            <w:vAlign w:val="center"/>
+          </w:tcPr>
+          <w:p>
+            <w:pPr>
+              <w:jc w:val="left"/>
+            </w:pPr>
+            <w:r>
+              <w:rPr>
+                <w:rFonts w:ascii="Arial" w:cs="Arial" w:eastAsia="Arial" w:hAnsi="Arial"/>
+                <w:b w:val="false"/>
+                <w:bCs w:val="false"/>
+                <w:color w:val="333333"/>
+                <w:sz w:val="20"/>
+                <w:szCs w:val="20"/>
+              </w:rPr>
+              <w:t xml:space="preserve">北門可達性修復（跳躍物理上進不去）：單向跳台僅玩家碰撞＋N 門房保證階梯；趴下/平台下穿/跑步兩幀/爬牆姿態；S 門改按住下才下樓</w:t>
+            </w:r>
+          </w:p>
+        </w:tc>
+      </w:tr>
+      <w:tr>
+        <w:tc>
+          <w:tcPr>
+            <w:tcW w:type="dxa" w:w="1800"/>
+            <w:tcBorders>
+              <w:top w:val="single" w:color="CCCCCC" w:sz="1"/>
+              <w:left w:val="single" w:color="CCCCCC" w:sz="1"/>
+              <w:bottom w:val="single" w:color="CCCCCC" w:sz="1"/>
+              <w:right w:val="single" w:color="CCCCCC" w:sz="1"/>
+            </w:tcBorders>
+            <w:shd w:fill="F8F8F8" w:val="clear"/>
+            <w:tcMar>
+              <w:top w:type="dxa" w:w="60"/>
+              <w:left w:type="dxa" w:w="100"/>
+              <w:bottom w:type="dxa" w:w="60"/>
+              <w:right w:type="dxa" w:w="100"/>
+            </w:tcMar>
+            <w:vAlign w:val="center"/>
+          </w:tcPr>
+          <w:p>
+            <w:pPr>
+              <w:jc w:val="left"/>
+            </w:pPr>
+            <w:r>
+              <w:rPr>
+                <w:rFonts w:ascii="Arial" w:cs="Arial" w:eastAsia="Arial" w:hAnsi="Arial"/>
+                <w:b/>
+                <w:bCs/>
+                <w:color w:val="333333"/>
+                <w:sz w:val="20"/>
+                <w:szCs w:val="20"/>
+              </w:rPr>
               <w:t xml:space="preserve">M6：DEMO 完成</w:t>
             </w:r>
           </w:p>
@@ -35279,7 +35386,7 @@
                 <w:sz w:val="20"/>
                 <w:szCs w:val="20"/>
               </w:rPr>
-              <w:t xml:space="preserve">完整遊戲體驗</w:t>
+              <w:t xml:space="preserve">完整遊戲體驗 ✅ 程式面完成（平衡待真人試玩）</w:t>
             </w:r>
           </w:p>
         </w:tc>
@@ -35314,7 +35421,114 @@
                 <w:sz w:val="20"/>
                 <w:szCs w:val="20"/>
               </w:rPr>
-              <w:t xml:space="preserve">平衡調整 + 全流程測試 + 最終輸出</w:t>
+              <w:t xml:space="preserve">炸彈系統（B 鍵）＋隱藏房雙向炸開補完；門改發光語言；全流程煙霧測試 F1–F7 零錯誤；平衡旋鈕 ENEMY_HP_SCALE 2.5／BOSS_HP_SCALE 1.6（最終數值待真人試玩定案）</w:t>
+            </w:r>
+          </w:p>
+        </w:tc>
+      </w:tr>
+      <w:tr>
+        <w:tc>
+          <w:tcPr>
+            <w:tcW w:type="dxa" w:w="1800"/>
+            <w:tcBorders>
+              <w:top w:val="single" w:color="CCCCCC" w:sz="1"/>
+              <w:left w:val="single" w:color="CCCCCC" w:sz="1"/>
+              <w:bottom w:val="single" w:color="CCCCCC" w:sz="1"/>
+              <w:right w:val="single" w:color="CCCCCC" w:sz="1"/>
+            </w:tcBorders>
+            <w:shd w:fill="F8F8F8" w:val="clear"/>
+            <w:tcMar>
+              <w:top w:type="dxa" w:w="60"/>
+              <w:left w:type="dxa" w:w="100"/>
+              <w:bottom w:type="dxa" w:w="60"/>
+              <w:right w:type="dxa" w:w="100"/>
+            </w:tcMar>
+            <w:vAlign w:val="center"/>
+          </w:tcPr>
+          <w:p>
+            <w:pPr>
+              <w:jc w:val="left"/>
+            </w:pPr>
+            <w:r>
+              <w:rPr>
+                <w:rFonts w:ascii="Arial" w:cs="Arial" w:eastAsia="Arial" w:hAnsi="Arial"/>
+                <w:b/>
+                <w:bCs/>
+                <w:color w:val="333333"/>
+                <w:sz w:val="20"/>
+                <w:szCs w:val="20"/>
+              </w:rPr>
+              <w:t xml:space="preserve">M7：美術/UI 打磨</w:t>
+            </w:r>
+          </w:p>
+        </w:tc>
+        <w:tc>
+          <w:tcPr>
+            <w:tcW w:type="dxa" w:w="2500"/>
+            <w:tcBorders>
+              <w:top w:val="single" w:color="CCCCCC" w:sz="1"/>
+              <w:left w:val="single" w:color="CCCCCC" w:sz="1"/>
+              <w:bottom w:val="single" w:color="CCCCCC" w:sz="1"/>
+              <w:right w:val="single" w:color="CCCCCC" w:sz="1"/>
+            </w:tcBorders>
+            <w:shd w:fill="FFFFFF" w:val="clear"/>
+            <w:tcMar>
+              <w:top w:type="dxa" w:w="60"/>
+              <w:left w:type="dxa" w:w="100"/>
+              <w:bottom w:type="dxa" w:w="60"/>
+              <w:right w:type="dxa" w:w="100"/>
+            </w:tcMar>
+            <w:vAlign w:val="center"/>
+          </w:tcPr>
+          <w:p>
+            <w:pPr>
+              <w:jc w:val="left"/>
+            </w:pPr>
+            <w:r>
+              <w:rPr>
+                <w:rFonts w:ascii="Arial" w:cs="Arial" w:eastAsia="Arial" w:hAnsi="Arial"/>
+                <w:b w:val="false"/>
+                <w:bCs w:val="false"/>
+                <w:color w:val="333333"/>
+                <w:sz w:val="20"/>
+                <w:szCs w:val="20"/>
+              </w:rPr>
+              <w:t xml:space="preserve">表現層全面升級 ✅ 已完成（2026-06-12）</w:t>
+            </w:r>
+          </w:p>
+        </w:tc>
+        <w:tc>
+          <w:tcPr>
+            <w:tcW w:type="dxa" w:w="5060"/>
+            <w:tcBorders>
+              <w:top w:val="single" w:color="CCCCCC" w:sz="1"/>
+              <w:left w:val="single" w:color="CCCCCC" w:sz="1"/>
+              <w:bottom w:val="single" w:color="CCCCCC" w:sz="1"/>
+              <w:right w:val="single" w:color="CCCCCC" w:sz="1"/>
+            </w:tcBorders>
+            <w:shd w:fill="FFFFFF" w:val="clear"/>
+            <w:tcMar>
+              <w:top w:type="dxa" w:w="60"/>
+              <w:left w:type="dxa" w:w="100"/>
+              <w:bottom w:type="dxa" w:w="60"/>
+              <w:right w:type="dxa" w:w="100"/>
+            </w:tcMar>
+            <w:vAlign w:val="center"/>
+          </w:tcPr>
+          <w:p>
+            <w:pPr>
+              <w:jc w:val="left"/>
+            </w:pPr>
+            <w:r>
+              <w:rPr>
+                <w:rFonts w:ascii="Arial" w:cs="Arial" w:eastAsia="Arial" w:hAnsi="Arial"/>
+                <w:b w:val="false"/>
+                <w:bCs w:val="false"/>
+                <w:color w:val="333333"/>
+                <w:sz w:val="20"/>
+                <w:szCs w:val="20"/>
+              </w:rPr>
+              <w:t xml:space="preserve">網頁滿版等比縮放＋怪物程序式動畫＋粒子特效＋UI 字型（jf open 粉圓）＋HUD/轉場字卡＋18 小怪與 13 Boss 剪影精修重產（發光眼＋藍 rim light）＋13 Boss 攻擊幀（出手切幀＋前搖蓄力）＋主選單 key art；已部署 GitHub Pages</w:t>
             </w:r>
           </w:p>
         </w:tc>
@@ -36123,6 +36337,154 @@
     <w:p>
       <w:r>
         <w:br w:type="page"/>
+      </w:r>
+    </w:p>
+    <w:p>
+      <w:pPr>
+        <w:pStyle w:val="Heading1"/>
+        <w:pBdr>
+          <w:bottom w:val="single" w:color="E94560" w:sz="8" w:space="4"/>
+        </w:pBdr>
+        <w:spacing w:after="120" w:before="360"/>
+      </w:pPr>
+      <w:r>
+        <w:rPr>
+          <w:rFonts w:ascii="Arial" w:cs="Arial" w:eastAsia="Arial" w:hAnsi="Arial"/>
+          <w:b/>
+          <w:bCs/>
+          <w:color w:val="1A1A2E"/>
+          <w:sz w:val="40"/>
+          <w:szCs w:val="40"/>
+        </w:rPr>
+        <w:t xml:space="preserve">10. 開發補記（2026-06-12）</w:t>
+      </w:r>
+    </w:p>
+    <w:p>
+      <w:pPr>
+        <w:jc w:val="left"/>
+      </w:pPr>
+      <w:r>
+        <w:rPr>
+          <w:rFonts w:ascii="Arial" w:cs="Arial" w:eastAsia="Arial" w:hAnsi="Arial"/>
+          <w:b/>
+          <w:bCs/>
+          <w:color w:val="333333"/>
+          <w:sz w:val="20"/>
+          <w:szCs w:val="20"/>
+        </w:rPr>
+        <w:t xml:space="preserve">10.1 M5.5 平台系統（規格外新增，使用者要求）</w:t>
+      </w:r>
+    </w:p>
+    <w:p>
+      <w:pPr>
+        <w:jc w:val="left"/>
+      </w:pPr>
+      <w:r>
+        <w:rPr>
+          <w:rFonts w:ascii="Arial" w:cs="Arial" w:eastAsia="Arial" w:hAnsi="Arial"/>
+          <w:b w:val="false"/>
+          <w:bCs w:val="false"/>
+          <w:color w:val="333333"/>
+          <w:sz w:val="20"/>
+          <w:szCs w:val="20"/>
+        </w:rPr>
+        <w:t xml:space="preserve">背景：原版北門（天花板開口）物理上不可達——跳躍最高升 141px，北門觸發需 y≤61；空中怪也打不到。解法：單向跳台（Platform.js，僅玩家碰撞，子彈/敵人/跟班穿透），有北門的房間保證 TIER1（y=280）→TIER2（y=170）階梯。配套：S/↓ 趴下（碰撞箱 44→26）、平台上趴＋跳＝下穿、跑步兩幀動畫、空中貼牆爬牆貼圖；S 門（地板開口）改為按住 S/↓ 才下樓。</w:t>
+      </w:r>
+    </w:p>
+    <w:p>
+      <w:pPr>
+        <w:jc w:val="left"/>
+      </w:pPr>
+      <w:r>
+        <w:rPr>
+          <w:rFonts w:ascii="Arial" w:cs="Arial" w:eastAsia="Arial" w:hAnsi="Arial"/>
+          <w:b/>
+          <w:bCs/>
+          <w:color w:val="333333"/>
+          <w:sz w:val="20"/>
+          <w:szCs w:val="20"/>
+        </w:rPr>
+        <w:t xml:space="preserve">10.2 M6 炸彈＋隱藏房補完</w:t>
+      </w:r>
+    </w:p>
+    <w:p>
+      <w:pPr>
+        <w:jc w:val="left"/>
+      </w:pPr>
+      <w:r>
+        <w:rPr>
+          <w:rFonts w:ascii="Arial" w:cs="Arial" w:eastAsia="Arial" w:hAnsi="Arial"/>
+          <w:b w:val="false"/>
+          <w:bCs w:val="false"/>
+          <w:color w:val="333333"/>
+          <w:sz w:val="20"/>
+          <w:szCs w:val="20"/>
+        </w:rPr>
+        <w:t xml:space="preserve">B 鍵放置炸彈（1.5 秒引信、爆風半徑 110、對敵 10 傷、玩家在範圍內扣 1 並吃無敵幀）。爆風與門位重疊且鄰格為隱藏房時雙向建門；炸彈有重力且會停在跳台上——北側隱藏房需帶上 TIER2 炸天花板。門改 BADLAND 發光語言：開=金框暖光脈動、鎖=紅色發光閘欄。</w:t>
+      </w:r>
+    </w:p>
+    <w:p>
+      <w:pPr>
+        <w:jc w:val="left"/>
+      </w:pPr>
+      <w:r>
+        <w:rPr>
+          <w:rFonts w:ascii="Arial" w:cs="Arial" w:eastAsia="Arial" w:hAnsi="Arial"/>
+          <w:b/>
+          <w:bCs/>
+          <w:color w:val="333333"/>
+          <w:sz w:val="20"/>
+          <w:szCs w:val="20"/>
+        </w:rPr>
+        <w:t xml:space="preserve">10.3 M7 美術/UI 打磨（純表現層，邏輯數值零更動）</w:t>
+      </w:r>
+    </w:p>
+    <w:p>
+      <w:pPr>
+        <w:jc w:val="left"/>
+      </w:pPr>
+      <w:r>
+        <w:rPr>
+          <w:rFonts w:ascii="Arial" w:cs="Arial" w:eastAsia="Arial" w:hAnsi="Arial"/>
+          <w:b w:val="false"/>
+          <w:bCs w:val="false"/>
+          <w:color w:val="333333"/>
+          <w:sz w:val="20"/>
+          <w:szCs w:val="20"/>
+        </w:rPr>
+        <w:t xml:space="preserve">網頁滿版等比縮放（DPR 銳利渲染）、怪物程序式動畫（呼吸/彈跳/飛行浮沉/蓄力/抖動）、粒子特效、jf open 粉圓 UI 字型、HUD 打磨、換房淡出＋樓層字卡轉場、主選單 key art（紅領結黑貓望月）。31 隻怪剪影精修重產：黑剪影＋各色發光眼＋冷藍 rim light（暗黑童話風）；13 Boss 另產攻擊幀，出手時切幀＋前搖蓄力壓扁/出手拉伸。素材管線：nano_banana_2 以現有 sprite 當參考圖鎖姿勢，tools/unwhite.js 白底反解去背。</w:t>
+      </w:r>
+    </w:p>
+    <w:p>
+      <w:pPr>
+        <w:jc w:val="left"/>
+      </w:pPr>
+      <w:r>
+        <w:rPr>
+          <w:rFonts w:ascii="Arial" w:cs="Arial" w:eastAsia="Arial" w:hAnsi="Arial"/>
+          <w:b/>
+          <w:bCs/>
+          <w:color w:val="333333"/>
+          <w:sz w:val="20"/>
+          <w:szCs w:val="20"/>
+        </w:rPr>
+        <w:t xml:space="preserve">10.4 平衡現值（待真人試玩定案）</w:t>
+      </w:r>
+    </w:p>
+    <w:p>
+      <w:pPr>
+        <w:jc w:val="left"/>
+      </w:pPr>
+      <w:r>
+        <w:rPr>
+          <w:rFonts w:ascii="Arial" w:cs="Arial" w:eastAsia="Arial" w:hAnsi="Arial"/>
+          <w:b w:val="false"/>
+          <w:bCs w:val="false"/>
+          <w:color w:val="333333"/>
+          <w:sz w:val="20"/>
+          <w:szCs w:val="20"/>
+        </w:rPr>
+        <w:t xml:space="preserve">ENEMY_HP_SCALE 2.5／BOSS_HP_SCALE 1.6；無頭估算普通房 HP/房 F1≈59→F7≈180（目標 15–30 秒/房大致在帶內），F6 偏輕（≈86）、F1 Boss 變體上緣 352 HP 待體感確認。線上版：https://cynthianomail-gif.github.io/Blackcat_roguelike/（推 main＋gh-pages 兩分支）。</w:t>
       </w:r>
     </w:p>
     <w:sectPr>
